--- a/public/templates/BID FORM 2.docx
+++ b/public/templates/BID FORM 2.docx
@@ -880,23 +880,104 @@
       </w:r>
       <w:r>
         <w:rPr>
-          <w:rFonts w:ascii="Candara" w:hAnsi="Candara" w:cs="Times New Roman"/>
+          <w:rFonts w:ascii="Candara" w:eastAsia="Times New Roman" w:hAnsi="Candara" w:cs="Times New Roman"/>
           <w:sz w:val="24"/>
           <w:szCs w:val="24"/>
         </w:rPr>
-        <w:t>{{date}}</w:t>
-      </w:r>
-    </w:p>
-    <w:p>
-      <w:pPr>
-        <w:spacing w:after="0" w:line="240" w:lineRule="auto"/>
-        <w:ind w:left="-450"/>
-        <w:rPr>
-          <w:rFonts w:ascii="Candara" w:hAnsi="Candara" w:cs="Times New Roman"/>
+        <w:t>{{</w:t>
+      </w:r>
+      <w:proofErr w:type="spellStart"/>
+      <w:r>
+        <w:rPr>
+          <w:rFonts w:ascii="Candara" w:eastAsia="Times New Roman" w:hAnsi="Candara" w:cs="Times New Roman"/>
           <w:sz w:val="24"/>
           <w:szCs w:val="24"/>
         </w:rPr>
-      </w:pPr>
+        <w:t>dateDay</w:t>
+      </w:r>
+      <w:proofErr w:type="spellEnd"/>
+      <w:proofErr w:type="gramStart"/>
+      <w:r>
+        <w:rPr>
+          <w:rFonts w:ascii="Candara" w:eastAsia="Times New Roman" w:hAnsi="Candara" w:cs="Times New Roman"/>
+          <w:sz w:val="24"/>
+          <w:szCs w:val="24"/>
+        </w:rPr>
+        <w:t>}}</w:t>
+      </w:r>
+      <w:r>
+        <w:rPr>
+          <w:rFonts w:ascii="Candara" w:eastAsia="Times New Roman" w:hAnsi="Candara" w:cs="Times New Roman"/>
+          <w:sz w:val="24"/>
+          <w:szCs w:val="24"/>
+          <w:vertAlign w:val="superscript"/>
+        </w:rPr>
+        <w:t>{</w:t>
+      </w:r>
+      <w:proofErr w:type="gramEnd"/>
+      <w:r>
+        <w:rPr>
+          <w:rFonts w:ascii="Candara" w:eastAsia="Times New Roman" w:hAnsi="Candara" w:cs="Times New Roman"/>
+          <w:sz w:val="24"/>
+          <w:szCs w:val="24"/>
+          <w:vertAlign w:val="superscript"/>
+        </w:rPr>
+        <w:t>{</w:t>
+      </w:r>
+      <w:proofErr w:type="spellStart"/>
+      <w:r>
+        <w:rPr>
+          <w:rFonts w:ascii="Candara" w:eastAsia="Times New Roman" w:hAnsi="Candara" w:cs="Times New Roman"/>
+          <w:sz w:val="24"/>
+          <w:szCs w:val="24"/>
+          <w:vertAlign w:val="superscript"/>
+        </w:rPr>
+        <w:t>daySuffix</w:t>
+      </w:r>
+      <w:proofErr w:type="spellEnd"/>
+      <w:r>
+        <w:rPr>
+          <w:rFonts w:ascii="Candara" w:eastAsia="Times New Roman" w:hAnsi="Candara" w:cs="Times New Roman"/>
+          <w:sz w:val="24"/>
+          <w:szCs w:val="24"/>
+          <w:vertAlign w:val="superscript"/>
+        </w:rPr>
+        <w:t>}}</w:t>
+      </w:r>
+      <w:r>
+        <w:rPr>
+          <w:rFonts w:ascii="Candara" w:eastAsia="Times New Roman" w:hAnsi="Candara" w:cs="Times New Roman"/>
+          <w:sz w:val="24"/>
+          <w:szCs w:val="24"/>
+        </w:rPr>
+        <w:t xml:space="preserve"> </w:t>
+      </w:r>
+      <w:r>
+        <w:rPr>
+          <w:rFonts w:ascii="Candara" w:eastAsia="Times New Roman" w:hAnsi="Candara" w:cs="Times New Roman"/>
+          <w:sz w:val="24"/>
+          <w:szCs w:val="24"/>
+        </w:rPr>
+        <w:t>{{</w:t>
+      </w:r>
+      <w:proofErr w:type="spellStart"/>
+      <w:r>
+        <w:rPr>
+          <w:rFonts w:ascii="Candara" w:eastAsia="Times New Roman" w:hAnsi="Candara" w:cs="Times New Roman"/>
+          <w:sz w:val="24"/>
+          <w:szCs w:val="24"/>
+        </w:rPr>
+        <w:t>dateMonth</w:t>
+      </w:r>
+      <w:proofErr w:type="spellEnd"/>
+      <w:r>
+        <w:rPr>
+          <w:rFonts w:ascii="Candara" w:eastAsia="Times New Roman" w:hAnsi="Candara" w:cs="Times New Roman"/>
+          <w:sz w:val="24"/>
+          <w:szCs w:val="24"/>
+        </w:rPr>
+        <w:t>}}, {{dateYear}}</w:t>
+      </w:r>
     </w:p>
     <w:p>
       <w:pPr>
@@ -1166,7 +1247,7 @@
           <w:sz w:val="25"/>
           <w:szCs w:val="25"/>
         </w:rPr>
-        <w:t>tenderTitle</w:t>
+        <w:t>titleTitle</w:t>
       </w:r>
       <w:proofErr w:type="spellEnd"/>
       <w:r>
@@ -1470,25 +1551,7 @@
                 <w:sz w:val="25"/>
                 <w:szCs w:val="25"/>
               </w:rPr>
-              <w:t>QTY (P</w:t>
-            </w:r>
-            <w:r>
-              <w:rPr>
-                <w:rFonts w:ascii="Candara" w:eastAsia="Times New Roman" w:hAnsi="Candara" w:cs="Arial"/>
-                <w:b/>
-                <w:sz w:val="25"/>
-                <w:szCs w:val="25"/>
-              </w:rPr>
-              <w:t>C</w:t>
-            </w:r>
-            <w:r>
-              <w:rPr>
-                <w:rFonts w:ascii="Candara" w:eastAsia="Times New Roman" w:hAnsi="Candara" w:cs="Arial"/>
-                <w:b/>
-                <w:sz w:val="25"/>
-                <w:szCs w:val="25"/>
-              </w:rPr>
-              <w:t>S)</w:t>
+              <w:t>QTY</w:t>
             </w:r>
           </w:p>
         </w:tc>
@@ -1581,7 +1644,25 @@
                 <w:sz w:val="24"/>
                 <w:szCs w:val="24"/>
               </w:rPr>
-              <w:t>DIATHERMY MACHINE</w:t>
+              <w:t>{{itemName</w:t>
+            </w:r>
+            <w:r>
+              <w:rPr>
+                <w:rFonts w:ascii="Candara" w:eastAsia="Times New Roman" w:hAnsi="Candara" w:cs="Arial"/>
+                <w:b/>
+                <w:sz w:val="24"/>
+                <w:szCs w:val="24"/>
+              </w:rPr>
+              <w:t>Upper</w:t>
+            </w:r>
+            <w:r>
+              <w:rPr>
+                <w:rFonts w:ascii="Candara" w:eastAsia="Times New Roman" w:hAnsi="Candara" w:cs="Arial"/>
+                <w:b/>
+                <w:sz w:val="24"/>
+                <w:szCs w:val="24"/>
+              </w:rPr>
+              <w:t>}}</w:t>
             </w:r>
           </w:p>
         </w:tc>
@@ -1608,7 +1689,27 @@
                 <w:sz w:val="24"/>
                 <w:szCs w:val="24"/>
               </w:rPr>
-              <w:t>2</w:t>
+              <w:t>{{</w:t>
+            </w:r>
+            <w:proofErr w:type="spellStart"/>
+            <w:r>
+              <w:rPr>
+                <w:rFonts w:ascii="Candara" w:eastAsia="Times New Roman" w:hAnsi="Candara" w:cs="Arial"/>
+                <w:b/>
+                <w:sz w:val="24"/>
+                <w:szCs w:val="24"/>
+              </w:rPr>
+              <w:t>quantitySummary</w:t>
+            </w:r>
+            <w:proofErr w:type="spellEnd"/>
+            <w:r>
+              <w:rPr>
+                <w:rFonts w:ascii="Candara" w:eastAsia="Times New Roman" w:hAnsi="Candara" w:cs="Arial"/>
+                <w:b/>
+                <w:sz w:val="24"/>
+                <w:szCs w:val="24"/>
+              </w:rPr>
+              <w:t>}}</w:t>
             </w:r>
           </w:p>
         </w:tc>
